--- a/Local Area Chat/Local Area Chat/Aufsetzen Datenbank.docx
+++ b/Local Area Chat/Local Area Chat/Aufsetzen Datenbank.docx
@@ -180,6 +180,12 @@
         <w:t>installiert</w:t>
       </w:r>
       <w:proofErr w:type="spellEnd"/>
+      <w:r>
+        <w:rPr>
+          <w:lang w:val="en-US"/>
+        </w:rPr>
+        <w:t xml:space="preserve"> (optional)</w:t>
+      </w:r>
     </w:p>
     <w:p>
       <w:pPr>
@@ -276,10 +282,10 @@
             <v:path o:extrusionok="f" gradientshapeok="t" o:connecttype="rect"/>
             <o:lock v:ext="edit" aspectratio="t"/>
           </v:shapetype>
-          <v:shape id="_x0000_i1026" type="#_x0000_t75" style="width:453.65pt;height:92.15pt" o:ole="">
+          <v:shape id="_x0000_i1025" type="#_x0000_t75" style="width:453.65pt;height:92.15pt" o:ole="">
             <v:imagedata r:id="rId5" o:title=""/>
           </v:shape>
-          <o:OLEObject Type="Embed" ProgID="Word.OpenDocumentText.12" ShapeID="_x0000_i1026" DrawAspect="Content" ObjectID="_1816604920" r:id="rId6"/>
+          <o:OLEObject Type="Embed" ProgID="Word.OpenDocumentText.12" ShapeID="_x0000_i1025" DrawAspect="Content" ObjectID="_1816620566" r:id="rId6"/>
         </w:object>
       </w:r>
       <w:r>
@@ -299,10 +305,10 @@
           <w:lang w:val="de-DE"/>
         </w:rPr>
         <w:object w:dxaOrig="9072" w:dyaOrig="879" w14:anchorId="6E6B0D1F">
-          <v:shape id="_x0000_i1028" type="#_x0000_t75" style="width:453.65pt;height:43.8pt" o:ole="">
+          <v:shape id="_x0000_i1026" type="#_x0000_t75" style="width:453.65pt;height:43.8pt" o:ole="">
             <v:imagedata r:id="rId7" o:title=""/>
           </v:shape>
-          <o:OLEObject Type="Embed" ProgID="Word.OpenDocumentText.12" ShapeID="_x0000_i1028" DrawAspect="Content" ObjectID="_1816604921" r:id="rId8"/>
+          <o:OLEObject Type="Embed" ProgID="Word.OpenDocumentText.12" ShapeID="_x0000_i1026" DrawAspect="Content" ObjectID="_1816620567" r:id="rId8"/>
         </w:object>
       </w:r>
       <w:r>
@@ -332,6 +338,178 @@
           <w:lang w:val="de-DE"/>
         </w:rPr>
         <w:t xml:space="preserve"> True anzeigen.</w:t>
+      </w:r>
+    </w:p>
+    <w:p>
+      <w:pPr>
+        <w:rPr>
+          <w:lang w:val="de-DE"/>
+        </w:rPr>
+      </w:pPr>
+      <w:r>
+        <w:rPr>
+          <w:lang w:val="de-DE"/>
+        </w:rPr>
+        <w:t>Ist der Docker-Container auf einem anderen Gerät eingerichtet, aber dieses befindet sich im gleichen Netzwerk, so ist zunächst die IP-Adresse des Geräts ausfindig zu machen und im Programm wie folgt zu ändern.</w:t>
+      </w:r>
+    </w:p>
+    <w:p>
+      <w:pPr>
+        <w:rPr>
+          <w:lang w:val="de-DE"/>
+        </w:rPr>
+      </w:pPr>
+    </w:p>
+    <w:p>
+      <w:pPr>
+        <w:rPr>
+          <w:lang w:val="de-DE"/>
+        </w:rPr>
+      </w:pPr>
+      <w:r>
+        <w:rPr>
+          <w:lang w:val="de-DE"/>
+        </w:rPr>
+        <w:t>Raspberry-IP im WLAN:</w:t>
+      </w:r>
+      <w:r>
+        <w:rPr>
+          <w:lang w:val="de-DE"/>
+        </w:rPr>
+        <w:br/>
+      </w:r>
+      <w:r>
+        <w:drawing>
+          <wp:inline distT="0" distB="0" distL="0" distR="0" wp14:anchorId="5CD0B061" wp14:editId="68184091">
+            <wp:extent cx="5972810" cy="582930"/>
+            <wp:effectExtent l="0" t="0" r="8890" b="7620"/>
+            <wp:docPr id="5" name="Grafik 4">
+              <a:extLst xmlns:a="http://schemas.openxmlformats.org/drawingml/2006/main">
+                <a:ext uri="{FF2B5EF4-FFF2-40B4-BE49-F238E27FC236}">
+                  <a16:creationId xmlns:a16="http://schemas.microsoft.com/office/drawing/2014/main" id="{1CF2C05B-3B5E-7758-5E57-A80DBB98CFD2}"/>
+                </a:ext>
+              </a:extLst>
+            </wp:docPr>
+            <wp:cNvGraphicFramePr>
+              <a:graphicFrameLocks xmlns:a="http://schemas.openxmlformats.org/drawingml/2006/main" noChangeAspect="1"/>
+            </wp:cNvGraphicFramePr>
+            <a:graphic xmlns:a="http://schemas.openxmlformats.org/drawingml/2006/main">
+              <a:graphicData uri="http://schemas.openxmlformats.org/drawingml/2006/picture">
+                <pic:pic xmlns:pic="http://schemas.openxmlformats.org/drawingml/2006/picture">
+                  <pic:nvPicPr>
+                    <pic:cNvPr id="5" name="Grafik 4">
+                      <a:extLst>
+                        <a:ext uri="{FF2B5EF4-FFF2-40B4-BE49-F238E27FC236}">
+                          <a16:creationId xmlns:a16="http://schemas.microsoft.com/office/drawing/2014/main" id="{1CF2C05B-3B5E-7758-5E57-A80DBB98CFD2}"/>
+                        </a:ext>
+                      </a:extLst>
+                    </pic:cNvPr>
+                    <pic:cNvPicPr>
+                      <a:picLocks noChangeAspect="1"/>
+                    </pic:cNvPicPr>
+                  </pic:nvPicPr>
+                  <pic:blipFill>
+                    <a:blip r:embed="rId9"/>
+                    <a:stretch>
+                      <a:fillRect/>
+                    </a:stretch>
+                  </pic:blipFill>
+                  <pic:spPr>
+                    <a:xfrm>
+                      <a:off x="0" y="0"/>
+                      <a:ext cx="5972810" cy="582930"/>
+                    </a:xfrm>
+                    <a:prstGeom prst="rect">
+                      <a:avLst/>
+                    </a:prstGeom>
+                  </pic:spPr>
+                </pic:pic>
+              </a:graphicData>
+            </a:graphic>
+          </wp:inline>
+        </w:drawing>
+      </w:r>
+    </w:p>
+    <w:p>
+      <w:pPr>
+        <w:rPr>
+          <w:lang w:val="de-DE"/>
+        </w:rPr>
+      </w:pPr>
+    </w:p>
+    <w:p>
+      <w:pPr>
+        <w:rPr>
+          <w:lang w:val="de-DE"/>
+        </w:rPr>
+      </w:pPr>
+      <w:r>
+        <w:rPr>
+          <w:lang w:val="de-DE"/>
+        </w:rPr>
+        <w:lastRenderedPageBreak/>
+        <w:t xml:space="preserve">Änderung im Programm in der </w:t>
+      </w:r>
+      <w:proofErr w:type="spellStart"/>
+      <w:r>
+        <w:rPr>
+          <w:lang w:val="de-DE"/>
+        </w:rPr>
+        <w:t>DatabaseConfig.cs</w:t>
+      </w:r>
+      <w:proofErr w:type="spellEnd"/>
+      <w:r>
+        <w:rPr>
+          <w:lang w:val="de-DE"/>
+        </w:rPr>
+        <w:t>:</w:t>
+      </w:r>
+    </w:p>
+    <w:p>
+      <w:pPr>
+        <w:rPr>
+          <w:lang w:val="de-DE"/>
+        </w:rPr>
+      </w:pPr>
+      <w:r>
+        <w:rPr>
+          <w:lang w:val="de-DE"/>
+        </w:rPr>
+        <w:drawing>
+          <wp:inline distT="0" distB="0" distL="0" distR="0" wp14:anchorId="351B6E52" wp14:editId="042CAD18">
+            <wp:extent cx="5972810" cy="4685030"/>
+            <wp:effectExtent l="0" t="0" r="8890" b="1270"/>
+            <wp:docPr id="782897437" name="Grafik 1" descr="Ein Bild, das Text, Screenshot, Software, Multimedia-Software enthält.&#10;&#10;KI-generierte Inhalte können fehlerhaft sein."/>
+            <wp:cNvGraphicFramePr>
+              <a:graphicFrameLocks xmlns:a="http://schemas.openxmlformats.org/drawingml/2006/main" noChangeAspect="1"/>
+            </wp:cNvGraphicFramePr>
+            <a:graphic xmlns:a="http://schemas.openxmlformats.org/drawingml/2006/main">
+              <a:graphicData uri="http://schemas.openxmlformats.org/drawingml/2006/picture">
+                <pic:pic xmlns:pic="http://schemas.openxmlformats.org/drawingml/2006/picture">
+                  <pic:nvPicPr>
+                    <pic:cNvPr id="782897437" name="Grafik 1" descr="Ein Bild, das Text, Screenshot, Software, Multimedia-Software enthält.&#10;&#10;KI-generierte Inhalte können fehlerhaft sein."/>
+                    <pic:cNvPicPr/>
+                  </pic:nvPicPr>
+                  <pic:blipFill>
+                    <a:blip r:embed="rId10"/>
+                    <a:stretch>
+                      <a:fillRect/>
+                    </a:stretch>
+                  </pic:blipFill>
+                  <pic:spPr>
+                    <a:xfrm>
+                      <a:off x="0" y="0"/>
+                      <a:ext cx="5972810" cy="4685030"/>
+                    </a:xfrm>
+                    <a:prstGeom prst="rect">
+                      <a:avLst/>
+                    </a:prstGeom>
+                  </pic:spPr>
+                </pic:pic>
+              </a:graphicData>
+            </a:graphic>
+          </wp:inline>
+        </w:drawing>
       </w:r>
     </w:p>
     <w:p>
@@ -489,7 +667,6 @@
         <w:rPr>
           <w:lang w:val="de-DE"/>
         </w:rPr>
-        <w:lastRenderedPageBreak/>
         <w:t>Neuen Chat erstellen (Plus-Button).</w:t>
       </w:r>
     </w:p>
@@ -525,16 +702,7 @@
     </w:p>
     <w:p>
       <w:r>
-        <w:t xml:space="preserve">Schritt </w:t>
-      </w:r>
-      <w:r>
-        <w:t>4</w:t>
-      </w:r>
-      <w:r>
-        <w:t xml:space="preserve">: </w:t>
-      </w:r>
-      <w:r>
-        <w:t>Daten per MongoDB Compass unte</w:t>
+        <w:t>Schritt 4: Daten per MongoDB Compass unte</w:t>
       </w:r>
       <w:r>
         <w:t>rsuchen</w:t>
@@ -542,6 +710,7 @@
     </w:p>
     <w:p>
       <w:r>
+        <w:lastRenderedPageBreak/>
         <w:t>Um zu sehen, dass der Nachrichteninhalt verschlüsselt in der Datenbank abgespeichert werden, bietet das Programm MongoDB Compass eine einfache Methode, um die einzelnen Datensätze zu analysieren.</w:t>
       </w:r>
     </w:p>
@@ -551,10 +720,10 @@
     <w:p>
       <w:r>
         <w:object w:dxaOrig="9072" w:dyaOrig="426" w14:anchorId="3EAC5947">
-          <v:shape id="_x0000_i1032" type="#_x0000_t75" style="width:453.65pt;height:21.15pt" o:ole="">
-            <v:imagedata r:id="rId9" o:title=""/>
+          <v:shape id="_x0000_i1027" type="#_x0000_t75" style="width:453.65pt;height:21.15pt" o:ole="">
+            <v:imagedata r:id="rId11" o:title=""/>
           </v:shape>
-          <o:OLEObject Type="Embed" ProgID="Word.OpenDocumentText.12" ShapeID="_x0000_i1032" DrawAspect="Content" ObjectID="_1816604922" r:id="rId10"/>
+          <o:OLEObject Type="Embed" ProgID="Word.OpenDocumentText.12" ShapeID="_x0000_i1027" DrawAspect="Content" ObjectID="_1816620568" r:id="rId12"/>
         </w:object>
       </w:r>
     </w:p>
